--- a/public/resume/Documents/resume.docx
+++ b/public/resume/Documents/resume.docx
@@ -4,326 +4,337 @@
   <w:body>
     <w:p>
       <w:pPr>
-        <w:pStyle w:val="Title"/>
+        <w:pStyle w:val="Name"/>
       </w:pPr>
       <w:r>
-        <w:t>Richard Barton</w:t>
+        <w:t>RICHARD BARTON</w:t>
       </w:r>
     </w:p>
     <w:p>
       <w:r>
-        <w:t>Senior Full Stack Engineer | Product-Focused Software Developer</w:t>
+        <w:t>Platform Architect  |  Azure Cloud Architecture  |  Technical Leadership</w:t>
       </w:r>
     </w:p>
     <w:p>
       <w:r>
-        <w:t>St. Louis, MO |</w:t>
+        <w:t xml:space="preserve">St. Louis, </w:t>
+      </w:r>
+      <w:proofErr w:type="gramStart"/>
+      <w:r>
+        <w:t>MO  |</w:t>
+      </w:r>
+      <w:proofErr w:type="gramEnd"/>
+      <w:r>
+        <w:t xml:space="preserve">  </w:t>
+      </w:r>
+      <w:proofErr w:type="gramStart"/>
+      <w:r>
+        <w:t>Rick1stl</w:t>
       </w:r>
       <w:r>
-        <w:t xml:space="preserve"> </w:t>
+        <w:t>+</w:t>
       </w:r>
-      <w:hyperlink r:id="rId6" w:history="1">
-        <w:r>
-          <w:rPr>
-            <w:rStyle w:val="Hyperlink"/>
-          </w:rPr>
-          <w:t>https://www.linkedin.com/in/rick1stl/</w:t>
-        </w:r>
-      </w:hyperlink>
       <w:r>
-        <w:t xml:space="preserve"> </w:t>
+        <w:t>work@gmail.com  |</w:t>
+      </w:r>
+      <w:proofErr w:type="gramEnd"/>
+      <w:r>
+        <w:t xml:space="preserve">  linkedin.com/in/rick1</w:t>
+      </w:r>
+      <w:proofErr w:type="gramStart"/>
+      <w:r>
+        <w:t>stl  |</w:t>
+      </w:r>
+      <w:proofErr w:type="gramEnd"/>
+      <w:r>
+        <w:t xml:space="preserve">  rickb.org/resume</w:t>
       </w:r>
     </w:p>
     <w:p>
       <w:pPr>
-        <w:pStyle w:val="Heading1"/>
+        <w:pStyle w:val="Section"/>
       </w:pPr>
       <w:r>
-        <w:t>Professional Summary</w:t>
+        <w:t>PROFESSIONAL SUMMARY</w:t>
       </w:r>
     </w:p>
     <w:p>
       <w:r>
-        <w:t>Full Stack Engineer with 1</w:t>
-      </w:r>
-      <w:r>
-        <w:t>5</w:t>
-      </w:r>
-      <w:r>
-        <w:t>+ years of experience designing and delivering web applications that transform product vision into user value. Skilled at collaborating across product, design, and engineering teams to ship features that balance usability, scalability, and technical debt. Experienced in modern JavaScript/TypeScript, Node.js, Vue.js, Angular, and cloud-based architectures. Hands-on expertise in Azure Cloud—including logging/monitoring, ARM templates, and DevOps pipelines—to ensure secure, reliable, and scalable deployments. Recognized for mentoring junior and mid-level developers, fostering collaborative team culture, and raising overall code quality.</w:t>
+        <w:t>Platform Architect and hands-on Azure engineer with 15+ years of enterprise software experience, progressing from full stack development into software and cross-application platform architecture. Lead Azure infrastructure and architectural direction across multiple applications and teams; combine Infrastructure as Code, cloud operations, security, CI/CD, and performance engineering with developer mentorship and product strategy.</w:t>
       </w:r>
     </w:p>
     <w:p>
       <w:pPr>
-        <w:pStyle w:val="Heading1"/>
+        <w:pStyle w:val="Section"/>
       </w:pPr>
       <w:r>
-        <w:t>Core Skills</w:t>
+        <w:t>AZURE &amp; TECHNICAL EXPERTISE</w:t>
       </w:r>
     </w:p>
     <w:p>
       <w:r>
-        <w:t>Languages &amp; Frameworks: JavaScript, TypeScript, Node.js, Vue.js, Angular, AngularJS, Electron, .NET, SQL, PHP</w:t>
+        <w:t>Azure: App Services, Azure Functions (Flex Consumption), Azure SQL, Front Door, Static Web Apps, Key Vault, Application Insights, Azure DevOps</w:t>
       </w:r>
+    </w:p>
+    <w:p>
       <w:r>
-        <w:br/>
-        <w:t>Cloud &amp; DevOps: Azure Cloud (ARM Templates, Application Insights, Logging/Monitoring, Azure DevOps Pipelines, App Services, Key Vault)</w:t>
+        <w:t>Infrastructure as Code: Hands-on ARM templates, Azure Bicep, and Terraform for Azure provisioning, configuration, and repeatable deployments</w:t>
       </w:r>
+    </w:p>
+    <w:p>
       <w:r>
-        <w:br/>
-        <w:t>Web &amp; UI: HTML5, CSS3, REST APIs, Kendo UI, Responsive Design, Accessibility</w:t>
-      </w:r>
-      <w:r>
-        <w:br/>
-        <w:t>Tools &amp; Platforms: Git, PowerShell, SQL Server, Visual Studio / VS Code, GIMP</w:t>
-      </w:r>
-      <w:r>
-        <w:br/>
-        <w:t>Practices: Agile (Scrum/Kanban), Test Automation, CI/CD, Code Reviews, Mentorship, Technical Architecture</w:t>
+        <w:t>Engineering: Node.js, TypeScript/JavaScript, Vue 3, Angular, Electron, .NET/C#, REST APIs, SQL Server, Git, PowerShell, automated testing, authentication and authorization</w:t>
       </w:r>
     </w:p>
     <w:p>
       <w:pPr>
-        <w:pStyle w:val="Heading1"/>
+        <w:pStyle w:val="Section"/>
       </w:pPr>
       <w:r>
-        <w:t>Professional Experience</w:t>
+        <w:t>PROFESSIONAL EXPERIENCE</w:t>
       </w:r>
     </w:p>
     <w:p>
       <w:pPr>
-        <w:pStyle w:val="Heading2"/>
+        <w:pStyle w:val="Role"/>
       </w:pPr>
       <w:r>
-        <w:t>Eastman Chemical Company — Senior Software Architect / Full Stack Web Developer</w:t>
+        <w:t>EASTMAN CHEMICAL COMPANY  |  St. Louis, MO  |  Mar 2020–Present</w:t>
+      </w:r>
+    </w:p>
+    <w:p>
+      <w:pPr>
+        <w:pStyle w:val="Role"/>
+      </w:pPr>
+      <w:r>
+        <w:t>Platform Architect  |  Feb 2026–Present</w:t>
+      </w:r>
+    </w:p>
+    <w:p>
+      <w:pPr>
+        <w:pStyle w:val="BulletCustom"/>
+      </w:pPr>
+      <w:r>
+        <w:t>•  Provide Azure platform architecture and technical direction across multiple enterprise applications and engineering teams, expanding beyond a single-product scope.</w:t>
+      </w:r>
+    </w:p>
+    <w:p>
+      <w:pPr>
+        <w:pStyle w:val="BulletCustom"/>
+      </w:pPr>
+      <w:r>
+        <w:t>•  Design and maintain Azure infrastructure using App Services, Functions, Azure SQL, Front Door, Static Web Apps, and Key Vault, with attention to scalability, security, and reliability.</w:t>
+      </w:r>
+    </w:p>
+    <w:p>
+      <w:pPr>
+        <w:pStyle w:val="BulletCustom"/>
+      </w:pPr>
+      <w:r>
+        <w:t>•  Author and maintain Infrastructure as Code using ARM templates, Bicep, and Terraform specifically for Azure, enabling standardized provisioning and repeatable deployments.</w:t>
+      </w:r>
+    </w:p>
+    <w:p>
+      <w:pPr>
+        <w:pStyle w:val="BulletCustom"/>
+      </w:pPr>
+      <w:r>
+        <w:t>•  Guide Azure DevOps CI/CD practices, cloud configuration, monitoring, and deployment approaches across application teams.</w:t>
+      </w:r>
+    </w:p>
+    <w:p>
+      <w:pPr>
+        <w:pStyle w:val="BulletCustom"/>
+      </w:pPr>
+      <w:r>
+        <w:t>•  Partner with product and engineering stakeholders on platform strategy, technical priorities, architectural tradeoffs, and longer-term direction; mentor engineers and promote sound design practices.</w:t>
+      </w:r>
+    </w:p>
+    <w:p>
+      <w:pPr>
+        <w:pStyle w:val="Role"/>
+      </w:pPr>
+      <w:r>
+        <w:t>Senior Software Architect  |  Mar 2022–Feb 2026</w:t>
+      </w:r>
+    </w:p>
+    <w:p>
+      <w:pPr>
+        <w:pStyle w:val="BulletCustom"/>
+      </w:pPr>
+      <w:r>
+        <w:t>•  Architected internal and customer-facing applications and REST APIs using Vue.js, Electron, Node.js, and TypeScript, translating product requirements into maintainable technical designs.</w:t>
+      </w:r>
+    </w:p>
+    <w:p>
+      <w:pPr>
+        <w:pStyle w:val="BulletCustom"/>
+      </w:pPr>
+      <w:r>
+        <w:t>•  Built and supported Azure App Services and Azure Functions workloads, including Flex Consumption scaling considerations and cloud application operations.</w:t>
+      </w:r>
+    </w:p>
+    <w:p>
+      <w:pPr>
+        <w:pStyle w:val="BulletCustom"/>
+      </w:pPr>
+      <w:r>
+        <w:t>•  Improved observability with Azure Application Insights, diagnostics, and Kusto queries to investigate production issues and application performance.</w:t>
+      </w:r>
+    </w:p>
+    <w:p>
+      <w:pPr>
+        <w:pStyle w:val="BulletCustom"/>
+      </w:pPr>
+      <w:r>
+        <w:t>•  Worked with high-volume Azure SQL workloads on query optimization, indexing, statistics, and database maintenance; troubleshot application performance across service and data layers.</w:t>
+      </w:r>
+    </w:p>
+    <w:p>
+      <w:pPr>
+        <w:pStyle w:val="BulletCustom"/>
+      </w:pPr>
+      <w:r>
+        <w:t>•  Designed Azure DevOps build/release workflows, integrated authentication with Auth0 and Microsoft Entra ID patterns, and supported application security and MFA considerations.</w:t>
+      </w:r>
+    </w:p>
+    <w:p>
+      <w:pPr>
+        <w:pStyle w:val="BulletCustom"/>
+      </w:pPr>
+      <w:r>
+        <w:t>•  Mentored junior and mid-level developers through code reviews, pairing, and architecture discussions; collaborated with product owners to influence roadmap decisions and technical investments.</w:t>
+      </w:r>
+    </w:p>
+    <w:p>
+      <w:pPr>
+        <w:pStyle w:val="Role"/>
+      </w:pPr>
+      <w:r>
+        <w:t>Full Stack Web Developer  |  Mar 2020–Mar 2022</w:t>
+      </w:r>
+    </w:p>
+    <w:p>
+      <w:pPr>
+        <w:pStyle w:val="BulletCustom"/>
+      </w:pPr>
+      <w:r>
+        <w:t>•  Developed enterprise applications using Vue.js, Electron, Node.js, TypeScript, and API integrations; contributed to reusable UI components and application modernization.</w:t>
+      </w:r>
+    </w:p>
+    <w:p>
+      <w:pPr>
+        <w:pStyle w:val="Role"/>
+      </w:pPr>
+      <w:r>
+        <w:lastRenderedPageBreak/>
+        <w:t>HUNTER ENGINEERING COMPANY  |  Lead Angular Developer  |  Aug 2019–Mar 2020</w:t>
+      </w:r>
+    </w:p>
+    <w:p>
+      <w:pPr>
+        <w:pStyle w:val="BulletCustom"/>
+      </w:pPr>
+      <w:r>
+        <w:t>•  Led enterprise Angular development, API integration patterns, codebase improvements, and collaboration on Azure-hosted deployments.</w:t>
+      </w:r>
+    </w:p>
+    <w:p>
+      <w:pPr>
+        <w:pStyle w:val="Role"/>
+      </w:pPr>
+      <w:r>
+        <w:t>INTERCARD  |  Senior Software Engineer  |  Nov 2018–Aug 2019</w:t>
+      </w:r>
+    </w:p>
+    <w:p>
+      <w:pPr>
+        <w:pStyle w:val="BulletCustom"/>
+      </w:pPr>
+      <w:r>
+        <w:t>•  Developed Angular/TypeScript applications and .NET Core/C# REST services; designed SQL and JWT authentication patterns with dependency injection and unit testing.</w:t>
+      </w:r>
+    </w:p>
+    <w:p>
+      <w:pPr>
+        <w:pStyle w:val="Role"/>
+      </w:pPr>
+      <w:r>
+        <w:t>MARITZ GLOBAL EVENTS  |  App Developer  |  Apr 2015–Nov 2018</w:t>
+      </w:r>
+    </w:p>
+    <w:p>
+      <w:pPr>
+        <w:pStyle w:val="BulletCustom"/>
+      </w:pPr>
+      <w:r>
+        <w:t>•  Helped modernize a major internal application using AngularJS/TypeScript, Java/Spring REST services, and SQL.</w:t>
+      </w:r>
+    </w:p>
+    <w:p>
+      <w:pPr>
+        <w:pStyle w:val="Role"/>
+      </w:pPr>
+      <w:r>
+        <w:t>FLEISHMANHILLARD  |  Web Developer  |  Dec 2011–Apr 2015</w:t>
+      </w:r>
+    </w:p>
+    <w:p>
+      <w:pPr>
+        <w:pStyle w:val="BulletCustom"/>
+      </w:pPr>
+      <w:r>
+        <w:t>•  Built analytics dashboards and SharePoint/.NET integrations; supported Azure client sites and enterprise infrastructure.</w:t>
+      </w:r>
+    </w:p>
+    <w:p>
+      <w:pPr>
+        <w:pStyle w:val="Role"/>
+      </w:pPr>
+      <w:r>
+        <w:t>SEXTANT TECHNOLOGY PARTNERS  |  Network Engineer  |  Nov 2010–Dec 2011</w:t>
+      </w:r>
+    </w:p>
+    <w:p>
+      <w:pPr>
+        <w:pStyle w:val="BulletCustom"/>
+      </w:pPr>
+      <w:r>
+        <w:t>•  Automated deployments and upgrades; supported client networks, servers, and SharePoint installations.</w:t>
+      </w:r>
+    </w:p>
+    <w:p>
+      <w:pPr>
+        <w:pStyle w:val="Role"/>
+      </w:pPr>
+      <w:r>
+        <w:t>STATEAMIND WATERSPORTS  |  Web Developer  |  Feb 2010–Nov 2010</w:t>
+      </w:r>
+    </w:p>
+    <w:p>
+      <w:pPr>
+        <w:pStyle w:val="BulletCustom"/>
+      </w:pPr>
+      <w:r>
+        <w:t>•  Redesigned and maintained PHP/MySQL website and inventory application.</w:t>
+      </w:r>
+    </w:p>
+    <w:p>
+      <w:pPr>
+        <w:pStyle w:val="Section"/>
+      </w:pPr>
+      <w:r>
+        <w:t>EDUCATION</w:t>
       </w:r>
     </w:p>
     <w:p>
       <w:r>
-        <w:t>Mar 2020 – Present | St. Louis, MO</w:t>
-      </w:r>
-    </w:p>
-    <w:p>
-      <w:r>
-        <w:t>- Lead full-stack development of internal and customer-facing applications using Vue.js, Electron, and Node.js.</w:t>
-      </w:r>
-      <w:r>
-        <w:br/>
-        <w:t>- Partner with product owners to translate business vision into technical designs.</w:t>
-      </w:r>
-      <w:r>
-        <w:br/>
-        <w:t>- Integrated Azure Application Insights logging and diagnostics pipelines, improving monitoring.</w:t>
-      </w:r>
-      <w:r>
-        <w:br/>
-        <w:t>- Authored and maintained Azure ARM templates to automate infrastructure provisioning.</w:t>
-      </w:r>
-      <w:r>
-        <w:br/>
-        <w:t>- Designed CI/CD workflows in Azure DevOps, reducing deployment errors.</w:t>
-      </w:r>
-      <w:r>
-        <w:br/>
-        <w:t>- Introduced a shared component library, cutting frontend dev time.</w:t>
-      </w:r>
-      <w:r>
-        <w:br/>
-        <w:t>- Championed performance improvements, reducing load times</w:t>
-      </w:r>
-      <w:r>
-        <w:t>.</w:t>
-      </w:r>
-      <w:r>
-        <w:br/>
-        <w:t>- Mentored junior developers through pair programming, code reviews, and workshops.</w:t>
-      </w:r>
-    </w:p>
-    <w:p>
-      <w:pPr>
-        <w:pStyle w:val="Heading2"/>
-      </w:pPr>
-      <w:r>
-        <w:t>Hunter Engineering Company — Lead Angular Developer</w:t>
-      </w:r>
-    </w:p>
-    <w:p>
-      <w:r>
-        <w:t>Aug 2019 – Mar 2020 | St. Louis, MO</w:t>
-      </w:r>
-    </w:p>
-    <w:p>
-      <w:r>
-        <w:t>- Led Angular development for enterprise web tools.</w:t>
-      </w:r>
-      <w:r>
-        <w:br/>
-        <w:t>- Refactored legacy codebase for scalability.</w:t>
-      </w:r>
-      <w:r>
-        <w:br/>
-        <w:t>- Defined API integration patterns and improved UI responsiveness.</w:t>
-      </w:r>
-      <w:r>
-        <w:br/>
-        <w:t>- Collaborated on Azure-hosted deployments.</w:t>
-      </w:r>
-      <w:r>
-        <w:br/>
-        <w:t>- Guided newer team members in Angular best practices.</w:t>
-      </w:r>
-    </w:p>
-    <w:p>
-      <w:pPr>
-        <w:pStyle w:val="Heading2"/>
-      </w:pPr>
-      <w:r>
-        <w:lastRenderedPageBreak/>
-        <w:t>Intercard — Senior Software Engineer</w:t>
-      </w:r>
-    </w:p>
-    <w:p>
-      <w:r>
-        <w:t>Nov 2018 – Aug 2019 | St. Louis, MO</w:t>
-      </w:r>
-    </w:p>
-    <w:p>
-      <w:r>
-        <w:t>- Delivered new features in .NET/Angular applications.</w:t>
-      </w:r>
-      <w:r>
-        <w:br/>
-        <w:t>- Increased system stability with automated tests.</w:t>
-      </w:r>
-      <w:r>
-        <w:br/>
-        <w:t>- Contributed to Azure migration initiatives.</w:t>
-      </w:r>
-      <w:r>
-        <w:br/>
-        <w:t>- Mentored junior developers on debugging and testing.</w:t>
-      </w:r>
-    </w:p>
-    <w:p>
-      <w:pPr>
-        <w:pStyle w:val="Heading2"/>
-      </w:pPr>
-      <w:r>
-        <w:t>Maritz Global Events — App Developer</w:t>
-      </w:r>
-    </w:p>
-    <w:p>
-      <w:r>
-        <w:t>Apr 2015 – Nov 2018 | St. Louis, MO</w:t>
-      </w:r>
-    </w:p>
-    <w:p>
-      <w:r>
-        <w:t>- Built AngularJS web applications supporting corporate events.</w:t>
-      </w:r>
-      <w:r>
-        <w:br/>
-        <w:t>- Collaborated with UX designers to launch responsive features.</w:t>
-      </w:r>
-      <w:r>
-        <w:br/>
-        <w:t>- Improved performance testing, reducing load times.</w:t>
-      </w:r>
-    </w:p>
-    <w:p>
-      <w:pPr>
-        <w:pStyle w:val="Heading2"/>
-      </w:pPr>
-      <w:r>
-        <w:t>FleishmanHillard — Web Developer</w:t>
-      </w:r>
-    </w:p>
-    <w:p>
-      <w:r>
-        <w:t>Dec 2011 – Apr 2015 | St. Louis, MO</w:t>
-      </w:r>
-    </w:p>
-    <w:p>
-      <w:r>
-        <w:t>- Supported SharePoint and .NET internal apps.</w:t>
-      </w:r>
-      <w:r>
-        <w:br/>
-        <w:t>- Focused on data visualization and HTML5 interfaces.</w:t>
-      </w:r>
-      <w:r>
-        <w:br/>
-        <w:t>- Collaborated to automate reporting and improve tools.</w:t>
-      </w:r>
-    </w:p>
-    <w:p>
-      <w:pPr>
-        <w:pStyle w:val="Heading2"/>
-      </w:pPr>
-      <w:r>
-        <w:t>Sextant Technology Partners — Network Engineer</w:t>
-      </w:r>
-    </w:p>
-    <w:p>
-      <w:r>
-        <w:t>Nov 2010 – Dec 2011 | St. Louis, MO</w:t>
-      </w:r>
-    </w:p>
-    <w:p>
-      <w:r>
-        <w:t>- Delivered IT support and automation for law firms.</w:t>
-      </w:r>
-      <w:r>
-        <w:br/>
-        <w:t>- Specialized in network scripting and document management.</w:t>
-      </w:r>
-    </w:p>
-    <w:p>
-      <w:pPr>
-        <w:pStyle w:val="Heading2"/>
-      </w:pPr>
-      <w:r>
-        <w:t>Stateamind WaterSports — Web Developer</w:t>
-      </w:r>
-    </w:p>
-    <w:p>
-      <w:r>
-        <w:t>Feb 2010 – Nov 2010 | St. Louis, MO</w:t>
-      </w:r>
-    </w:p>
-    <w:p>
-      <w:r>
-        <w:t>- Designed and maintained company website.</w:t>
-      </w:r>
-      <w:r>
-        <w:br/>
-        <w:t>- Implemented backend features and improved navigation.</w:t>
-      </w:r>
-    </w:p>
-    <w:p>
-      <w:pPr>
-        <w:pStyle w:val="Heading1"/>
-      </w:pPr>
-      <w:r>
-        <w:t>Education</w:t>
-      </w:r>
-    </w:p>
-    <w:p>
-      <w:r>
-        <w:t>University of Missouri – St. Louis</w:t>
-      </w:r>
-      <w:r>
-        <w:br/>
-        <w:t>M.S. in Information Systems — Dec 2011</w:t>
-      </w:r>
-      <w:r>
-        <w:br/>
-        <w:t>B.A. in Psychology — May 2005</w:t>
+        <w:t>M.S., Information Systems — University of Missouri–St. Louis (2011)  |  B.A., Psychology — University of Missouri–St. Louis (2005)</w:t>
       </w:r>
     </w:p>
     <w:sectPr>
       <w:pgSz w:w="12240" w:h="15840"/>
-      <w:pgMar w:top="720" w:right="720" w:bottom="720" w:left="720" w:header="720" w:footer="720" w:gutter="0"/>
+      <w:pgMar w:top="893" w:right="1123" w:bottom="835" w:left="1123" w:header="720" w:footer="720" w:gutter="0"/>
       <w:cols w:space="720"/>
       <w:docGrid w:linePitch="360"/>
     </w:sectPr>
@@ -504,31 +515,31 @@
       </w:rPr>
     </w:lvl>
   </w:abstractNum>
-  <w:num w:numId="1" w16cid:durableId="66457987">
+  <w:num w:numId="1" w16cid:durableId="1731610491">
     <w:abstractNumId w:val="8"/>
   </w:num>
-  <w:num w:numId="2" w16cid:durableId="786583432">
+  <w:num w:numId="2" w16cid:durableId="1555315406">
     <w:abstractNumId w:val="6"/>
   </w:num>
-  <w:num w:numId="3" w16cid:durableId="651761888">
+  <w:num w:numId="3" w16cid:durableId="1525167199">
     <w:abstractNumId w:val="5"/>
   </w:num>
-  <w:num w:numId="4" w16cid:durableId="59330492">
+  <w:num w:numId="4" w16cid:durableId="410932108">
     <w:abstractNumId w:val="4"/>
   </w:num>
-  <w:num w:numId="5" w16cid:durableId="933435374">
+  <w:num w:numId="5" w16cid:durableId="1665165965">
     <w:abstractNumId w:val="7"/>
   </w:num>
-  <w:num w:numId="6" w16cid:durableId="827326686">
+  <w:num w:numId="6" w16cid:durableId="380061122">
     <w:abstractNumId w:val="3"/>
   </w:num>
-  <w:num w:numId="7" w16cid:durableId="221723215">
+  <w:num w:numId="7" w16cid:durableId="1122264650">
     <w:abstractNumId w:val="2"/>
   </w:num>
-  <w:num w:numId="8" w16cid:durableId="683678221">
+  <w:num w:numId="8" w16cid:durableId="1055860271">
     <w:abstractNumId w:val="1"/>
   </w:num>
-  <w:num w:numId="9" w16cid:durableId="75713359">
+  <w:num w:numId="9" w16cid:durableId="2056420892">
     <w:abstractNumId w:val="0"/>
   </w:num>
 </w:numbering>
@@ -924,6 +935,13 @@
     <w:name w:val="Normal"/>
     <w:qFormat/>
     <w:rsid w:val="00FC693F"/>
+    <w:pPr>
+      <w:spacing w:after="60"/>
+    </w:pPr>
+    <w:rPr>
+      <w:rFonts w:ascii="Aptos" w:hAnsi="Aptos"/>
+      <w:sz w:val="18"/>
+    </w:rPr>
   </w:style>
   <w:style w:type="paragraph" w:styleId="Heading1">
     <w:name w:val="heading 1"/>
@@ -1718,7 +1736,6 @@
       <w:b/>
       <w:bCs/>
       <w:color w:val="4F81BD" w:themeColor="accent1"/>
-      <w:sz w:val="18"/>
       <w:szCs w:val="18"/>
     </w:rPr>
   </w:style>
@@ -11914,28 +11931,52 @@
       </w:tcPr>
     </w:tblStylePr>
   </w:style>
-  <w:style w:type="character" w:styleId="Hyperlink">
-    <w:name w:val="Hyperlink"/>
-    <w:basedOn w:val="DefaultParagraphFont"/>
-    <w:uiPriority w:val="99"/>
-    <w:unhideWhenUsed/>
-    <w:rsid w:val="00261B8A"/>
+  <w:style w:type="paragraph" w:customStyle="1" w:styleId="Name">
+    <w:name w:val="Name"/>
+    <w:pPr>
+      <w:keepNext/>
+      <w:spacing w:after="40"/>
+    </w:pPr>
     <w:rPr>
-      <w:color w:val="0000FF" w:themeColor="hyperlink"/>
-      <w:u w:val="single"/>
+      <w:rFonts w:ascii="Aptos" w:hAnsi="Aptos"/>
+      <w:b/>
+      <w:color w:val="142B41"/>
+      <w:sz w:val="38"/>
     </w:rPr>
   </w:style>
-  <w:style w:type="character" w:styleId="UnresolvedMention">
-    <w:name w:val="Unresolved Mention"/>
-    <w:basedOn w:val="DefaultParagraphFont"/>
-    <w:uiPriority w:val="99"/>
-    <w:semiHidden/>
-    <w:unhideWhenUsed/>
-    <w:rsid w:val="00261B8A"/>
+  <w:style w:type="paragraph" w:customStyle="1" w:styleId="Section">
+    <w:name w:val="Section"/>
+    <w:pPr>
+      <w:keepNext/>
+      <w:spacing w:before="180" w:after="80"/>
+    </w:pPr>
     <w:rPr>
-      <w:color w:val="605E5C"/>
-      <w:shd w:val="clear" w:color="auto" w:fill="E1DFDD"/>
+      <w:rFonts w:ascii="Aptos" w:hAnsi="Aptos"/>
+      <w:b/>
+      <w:color w:val="174B70"/>
+      <w:sz w:val="20"/>
     </w:rPr>
+  </w:style>
+  <w:style w:type="paragraph" w:customStyle="1" w:styleId="Role">
+    <w:name w:val="Role"/>
+    <w:pPr>
+      <w:keepNext/>
+      <w:spacing w:before="120" w:after="40"/>
+    </w:pPr>
+    <w:rPr>
+      <w:rFonts w:ascii="Aptos" w:hAnsi="Aptos"/>
+      <w:b/>
+      <w:color w:val="142B41"/>
+      <w:sz w:val="18"/>
+    </w:rPr>
+  </w:style>
+  <w:style w:type="paragraph" w:customStyle="1" w:styleId="BulletCustom">
+    <w:name w:val="BulletCustom"/>
+    <w:basedOn w:val="Normal"/>
+    <w:pPr>
+      <w:spacing w:after="40"/>
+      <w:ind w:left="245" w:hanging="173"/>
+    </w:pPr>
   </w:style>
 </w:styles>
 </file>
